--- a/docs/SAINT_UML_Diagrams.docx
+++ b/docs/SAINT_UML_Diagrams.docx
@@ -2588,6 +2588,8 @@
           <w:sz w:val="22"/>
         </w:rPr>
         <w:t>PolicyManager — quản lý Default Allow/Deny qua netsh advfirewall set allprofiles.</w:t>
+        <w:br/>
+        <w:t>Ngoài rules theo remoteip (1 rule/IP whitelist), RulesManager còn cung cấp create_self_allow_rules(program_path) để tạo 3 rule cố định cho exe agent: HTTPS (TCP 443), DNS-UDP (UDP 53), DNS-TCP (TCP 53). Các rule này theo program path nên bền vững với DNS rotation/CDN load balancer — agent kết nối được tới server bất kể IP đích thay đổi. Toàn bộ firewall rules dùng IPv4 only (loại bỏ ::1 và filter nameserver IPv6) do hạn chế của netsh advfirewall với IPv6.</w:t>
       </w:r>
     </w:p>
     <w:p>
@@ -2959,6 +2961,12 @@
       </w:tr>
     </w:tbl>
     <w:p/>
+    <w:p>
+      <w:pPr/>
+      <w:r>
+        <w:t>Sniffer + DomainExtractor sau khi trích xuất domain sẽ chuyển log tới hàm handle_domain_detection (core/handlers.py) để phân loại compliance thành 4 cấp: ALLOWED (level INFO — domain match explicit whitelist), ALLOWED_BY_IP (level WARNING — IP Layer 3 cho qua nhưng SNI/Host chỉ tới domain ngoài whitelist, dấu hiệu CDN shared IP bleed-through), BLOCKED (level BLOCKED), OBSERVED (passive mode). Đây là detective control bổ sung cho preventive control của Layer 3 Windows Firewall — không inject RST/hijack DNS để tránh hành vi malware-like trigger EDR.</w:t>
+      </w:r>
+    </w:p>
     <w:p>
       <w:pPr>
         <w:pStyle w:val="Heading2"/>
